--- a/public/tours/domestic/north_india/itineraries/3 Days Delhi Quick Tour.docx
+++ b/public/tours/domestic/north_india/itineraries/3 Days Delhi Quick Tour.docx
@@ -1,6 +1,6 @@
 
 <file path=word/document.xml><?xml version="1.0" encoding="utf-8"?>
-<w:document xmlns:wpc="http://schemas.microsoft.com/office/word/2010/wordprocessingCanvas" xmlns:cx="http://schemas.microsoft.com/office/drawing/2014/chartex" xmlns:cx1="http://schemas.microsoft.com/office/drawing/2015/9/8/chartex" xmlns:cx2="http://schemas.microsoft.com/office/drawing/2015/10/21/chartex" xmlns:cx3="http://schemas.microsoft.com/office/drawing/2016/5/9/chartex" xmlns:cx4="http://schemas.microsoft.com/office/drawing/2016/5/10/chartex" xmlns:cx5="http://schemas.microsoft.com/office/drawing/2016/5/11/chartex" xmlns:cx6="http://schemas.microsoft.com/office/drawing/2016/5/12/chartex" xmlns:cx7="http://schemas.microsoft.com/office/drawing/2016/5/13/chartex" xmlns:cx8="http://schemas.microsoft.com/office/drawing/2016/5/14/chartex" xmlns:mc="http://schemas.openxmlformats.org/markup-compatibility/2006" xmlns:aink="http://schemas.microsoft.com/office/drawing/2016/ink" xmlns:am3d="http://schemas.microsoft.com/office/drawing/2017/model3d" xmlns:o="urn:schemas-microsoft-com:office:office" xmlns:oel="http://schemas.microsoft.com/office/2019/extlst" xmlns:r="http://schemas.openxmlformats.org/officeDocument/2006/relationships" xmlns:m="http://schemas.openxmlformats.org/officeDocument/2006/math" xmlns:v="urn:schemas-microsoft-com:vml" xmlns:wp14="http://schemas.microsoft.com/office/word/2010/wordprocessingDrawing" xmlns:wp="http://schemas.openxmlformats.org/drawingml/2006/wordprocessingDrawing" xmlns:w10="urn:schemas-microsoft-com:office:word" xmlns:w="http://schemas.openxmlformats.org/wordprocessingml/2006/main" xmlns:w14="http://schemas.microsoft.com/office/word/2010/wordml" xmlns:w15="http://schemas.microsoft.com/office/word/2012/wordml" xmlns:w16cex="http://schemas.microsoft.com/office/word/2018/wordml/cex" xmlns:w16cid="http://schemas.microsoft.com/office/word/2016/wordml/cid" xmlns:w16="http://schemas.microsoft.com/office/word/2018/wordml" xmlns:w16du="http://schemas.microsoft.com/office/word/2023/wordml/word16du" xmlns:w16sdtdh="http://schemas.microsoft.com/office/word/2020/wordml/sdtdatahash" xmlns:w16sdtfl="http://schemas.microsoft.com/office/word/2024/wordml/sdtformatlock" xmlns:w16se="http://schemas.microsoft.com/office/word/2015/wordml/symex" xmlns:wpg="http://schemas.microsoft.com/office/word/2010/wordprocessingGroup" xmlns:wpi="http://schemas.microsoft.com/office/word/2010/wordprocessingInk" xmlns:wne="http://schemas.microsoft.com/office/word/2006/wordml" xmlns:wps="http://schemas.microsoft.com/office/word/2010/wordprocessingShape" mc:Ignorable="w14 w15 w16se w16cid w16 w16cex w16sdtdh w16sdtfl w16du wp14">
+<w:document xmlns:wpc="http://schemas.microsoft.com/office/word/2010/wordprocessingCanvas" xmlns:cx="http://schemas.microsoft.com/office/drawing/2014/chartex" xmlns:cx1="http://schemas.microsoft.com/office/drawing/2015/9/8/chartex" xmlns:cx2="http://schemas.microsoft.com/office/drawing/2015/10/21/chartex" xmlns:cx3="http://schemas.microsoft.com/office/drawing/2016/5/9/chartex" xmlns:cx4="http://schemas.microsoft.com/office/drawing/2016/5/10/chartex" xmlns:cx5="http://schemas.microsoft.com/office/drawing/2016/5/11/chartex" xmlns:cx6="http://schemas.microsoft.com/office/drawing/2016/5/12/chartex" xmlns:cx7="http://schemas.microsoft.com/office/drawing/2016/5/13/chartex" xmlns:cx8="http://schemas.microsoft.com/office/drawing/2016/5/14/chartex" xmlns:mc="http://schemas.openxmlformats.org/markup-compatibility/2006" xmlns:aink="http://schemas.microsoft.com/office/drawing/2016/ink" xmlns:am3d="http://schemas.microsoft.com/office/drawing/2017/model3d" xmlns:o="urn:schemas-microsoft-com:office:office" xmlns:r="http://schemas.openxmlformats.org/officeDocument/2006/relationships" xmlns:m="http://schemas.openxmlformats.org/officeDocument/2006/math" xmlns:v="urn:schemas-microsoft-com:vml" xmlns:wp14="http://schemas.microsoft.com/office/word/2010/wordprocessingDrawing" xmlns:wp="http://schemas.openxmlformats.org/drawingml/2006/wordprocessingDrawing" xmlns:w10="urn:schemas-microsoft-com:office:word" xmlns:w="http://schemas.openxmlformats.org/wordprocessingml/2006/main" xmlns:w14="http://schemas.microsoft.com/office/word/2010/wordml" xmlns:w15="http://schemas.microsoft.com/office/word/2012/wordml" xmlns:w16cid="http://schemas.microsoft.com/office/word/2016/wordml/cid" xmlns:w16se="http://schemas.microsoft.com/office/word/2015/wordml/symex" xmlns:wpg="http://schemas.microsoft.com/office/word/2010/wordprocessingGroup" xmlns:wpi="http://schemas.microsoft.com/office/word/2010/wordprocessingInk" xmlns:wne="http://schemas.microsoft.com/office/word/2006/wordml" xmlns:wps="http://schemas.microsoft.com/office/word/2010/wordprocessingShape" mc:Ignorable="w14 w15 w16se w16cid wp14">
   <w:body>
     <w:p>
       <w:pPr>
@@ -442,8 +442,10 @@
           <w:b/>
           <w:bCs/>
         </w:rPr>
-        <w:t>Trip Cost Breakdown (20 – 25 Pax)</w:t>
-      </w:r>
+        <w:t>Trip Cost Breakdown</w:t>
+      </w:r>
+      <w:bookmarkStart w:id="0" w:name="_GoBack"/>
+      <w:bookmarkEnd w:id="0"/>
     </w:p>
     <w:p>
       <w:pPr>
@@ -514,7 +516,21 @@
         <w:rPr>
           <w:rFonts w:ascii="Arial" w:hAnsi="Arial" w:cs="Arial"/>
         </w:rPr>
-        <w:t xml:space="preserve">All transfers and sightseeing by AC Tempo Traveler including driver allowance, fuel, tolls, and parking </w:t>
+        <w:t xml:space="preserve">All transfers and sightseeing by AC Tempo </w:t>
+      </w:r>
+      <w:proofErr w:type="spellStart"/>
+      <w:r>
+        <w:rPr>
+          <w:rFonts w:ascii="Arial" w:hAnsi="Arial" w:cs="Arial"/>
+        </w:rPr>
+        <w:t>Traveler</w:t>
+      </w:r>
+      <w:proofErr w:type="spellEnd"/>
+      <w:r>
+        <w:rPr>
+          <w:rFonts w:ascii="Arial" w:hAnsi="Arial" w:cs="Arial"/>
+        </w:rPr>
+        <w:t xml:space="preserve"> including driver allowance, fuel, tolls, and parking </w:t>
       </w:r>
     </w:p>
     <w:p>
@@ -549,7 +565,21 @@
         <w:rPr>
           <w:rFonts w:ascii="Arial" w:hAnsi="Arial" w:cs="Arial"/>
         </w:rPr>
-        <w:t xml:space="preserve">02 Nights accommodation in hotel </w:t>
+        <w:t xml:space="preserve">02 </w:t>
+      </w:r>
+      <w:proofErr w:type="spellStart"/>
+      <w:r>
+        <w:rPr>
+          <w:rFonts w:ascii="Arial" w:hAnsi="Arial" w:cs="Arial"/>
+        </w:rPr>
+        <w:t>Nights</w:t>
+      </w:r>
+      <w:proofErr w:type="spellEnd"/>
+      <w:r>
+        <w:rPr>
+          <w:rFonts w:ascii="Arial" w:hAnsi="Arial" w:cs="Arial"/>
+        </w:rPr>
+        <w:t xml:space="preserve"> accommodation in hotel </w:t>
       </w:r>
     </w:p>
     <w:p>
@@ -772,7 +802,49 @@
         <w:rPr>
           <w:rFonts w:ascii="Arial" w:hAnsi="Arial" w:cs="Arial"/>
         </w:rPr>
-        <w:t xml:space="preserve">Vehicle for Rohtang Pass sightseeing, Sissu, Koksar &amp; Atal Tunnel </w:t>
+        <w:t xml:space="preserve">Vehicle for </w:t>
+      </w:r>
+      <w:proofErr w:type="spellStart"/>
+      <w:r>
+        <w:rPr>
+          <w:rFonts w:ascii="Arial" w:hAnsi="Arial" w:cs="Arial"/>
+        </w:rPr>
+        <w:t>Rohtang</w:t>
+      </w:r>
+      <w:proofErr w:type="spellEnd"/>
+      <w:r>
+        <w:rPr>
+          <w:rFonts w:ascii="Arial" w:hAnsi="Arial" w:cs="Arial"/>
+        </w:rPr>
+        <w:t xml:space="preserve"> Pass sightseeing, </w:t>
+      </w:r>
+      <w:proofErr w:type="spellStart"/>
+      <w:r>
+        <w:rPr>
+          <w:rFonts w:ascii="Arial" w:hAnsi="Arial" w:cs="Arial"/>
+        </w:rPr>
+        <w:t>Sissu</w:t>
+      </w:r>
+      <w:proofErr w:type="spellEnd"/>
+      <w:r>
+        <w:rPr>
+          <w:rFonts w:ascii="Arial" w:hAnsi="Arial" w:cs="Arial"/>
+        </w:rPr>
+        <w:t xml:space="preserve">, </w:t>
+      </w:r>
+      <w:proofErr w:type="spellStart"/>
+      <w:r>
+        <w:rPr>
+          <w:rFonts w:ascii="Arial" w:hAnsi="Arial" w:cs="Arial"/>
+        </w:rPr>
+        <w:t>Koksar</w:t>
+      </w:r>
+      <w:proofErr w:type="spellEnd"/>
+      <w:r>
+        <w:rPr>
+          <w:rFonts w:ascii="Arial" w:hAnsi="Arial" w:cs="Arial"/>
+        </w:rPr>
+        <w:t xml:space="preserve"> &amp; Atal Tunnel </w:t>
       </w:r>
     </w:p>
     <w:p>
@@ -841,7 +913,7 @@
 </file>
 
 <file path=word/endnotes.xml><?xml version="1.0" encoding="utf-8"?>
-<w:endnotes xmlns:wpc="http://schemas.microsoft.com/office/word/2010/wordprocessingCanvas" xmlns:cx="http://schemas.microsoft.com/office/drawing/2014/chartex" xmlns:cx1="http://schemas.microsoft.com/office/drawing/2015/9/8/chartex" xmlns:cx2="http://schemas.microsoft.com/office/drawing/2015/10/21/chartex" xmlns:cx3="http://schemas.microsoft.com/office/drawing/2016/5/9/chartex" xmlns:cx4="http://schemas.microsoft.com/office/drawing/2016/5/10/chartex" xmlns:cx5="http://schemas.microsoft.com/office/drawing/2016/5/11/chartex" xmlns:cx6="http://schemas.microsoft.com/office/drawing/2016/5/12/chartex" xmlns:cx7="http://schemas.microsoft.com/office/drawing/2016/5/13/chartex" xmlns:cx8="http://schemas.microsoft.com/office/drawing/2016/5/14/chartex" xmlns:mc="http://schemas.openxmlformats.org/markup-compatibility/2006" xmlns:aink="http://schemas.microsoft.com/office/drawing/2016/ink" xmlns:am3d="http://schemas.microsoft.com/office/drawing/2017/model3d" xmlns:o="urn:schemas-microsoft-com:office:office" xmlns:oel="http://schemas.microsoft.com/office/2019/extlst" xmlns:r="http://schemas.openxmlformats.org/officeDocument/2006/relationships" xmlns:m="http://schemas.openxmlformats.org/officeDocument/2006/math" xmlns:v="urn:schemas-microsoft-com:vml" xmlns:wp14="http://schemas.microsoft.com/office/word/2010/wordprocessingDrawing" xmlns:wp="http://schemas.openxmlformats.org/drawingml/2006/wordprocessingDrawing" xmlns:w10="urn:schemas-microsoft-com:office:word" xmlns:w="http://schemas.openxmlformats.org/wordprocessingml/2006/main" xmlns:w14="http://schemas.microsoft.com/office/word/2010/wordml" xmlns:w15="http://schemas.microsoft.com/office/word/2012/wordml" xmlns:w16cex="http://schemas.microsoft.com/office/word/2018/wordml/cex" xmlns:w16cid="http://schemas.microsoft.com/office/word/2016/wordml/cid" xmlns:w16="http://schemas.microsoft.com/office/word/2018/wordml" xmlns:w16du="http://schemas.microsoft.com/office/word/2023/wordml/word16du" xmlns:w16sdtdh="http://schemas.microsoft.com/office/word/2020/wordml/sdtdatahash" xmlns:w16sdtfl="http://schemas.microsoft.com/office/word/2024/wordml/sdtformatlock" xmlns:w16se="http://schemas.microsoft.com/office/word/2015/wordml/symex" xmlns:wpg="http://schemas.microsoft.com/office/word/2010/wordprocessingGroup" xmlns:wpi="http://schemas.microsoft.com/office/word/2010/wordprocessingInk" xmlns:wne="http://schemas.microsoft.com/office/word/2006/wordml" xmlns:wps="http://schemas.microsoft.com/office/word/2010/wordprocessingShape" mc:Ignorable="w14 w15 w16se w16cid w16 w16cex w16sdtdh w16sdtfl w16du wp14">
+<w:endnotes xmlns:wpc="http://schemas.microsoft.com/office/word/2010/wordprocessingCanvas" xmlns:cx="http://schemas.microsoft.com/office/drawing/2014/chartex" xmlns:cx1="http://schemas.microsoft.com/office/drawing/2015/9/8/chartex" xmlns:cx2="http://schemas.microsoft.com/office/drawing/2015/10/21/chartex" xmlns:cx3="http://schemas.microsoft.com/office/drawing/2016/5/9/chartex" xmlns:cx4="http://schemas.microsoft.com/office/drawing/2016/5/10/chartex" xmlns:cx5="http://schemas.microsoft.com/office/drawing/2016/5/11/chartex" xmlns:cx6="http://schemas.microsoft.com/office/drawing/2016/5/12/chartex" xmlns:cx7="http://schemas.microsoft.com/office/drawing/2016/5/13/chartex" xmlns:cx8="http://schemas.microsoft.com/office/drawing/2016/5/14/chartex" xmlns:mc="http://schemas.openxmlformats.org/markup-compatibility/2006" xmlns:aink="http://schemas.microsoft.com/office/drawing/2016/ink" xmlns:am3d="http://schemas.microsoft.com/office/drawing/2017/model3d" xmlns:o="urn:schemas-microsoft-com:office:office" xmlns:r="http://schemas.openxmlformats.org/officeDocument/2006/relationships" xmlns:m="http://schemas.openxmlformats.org/officeDocument/2006/math" xmlns:v="urn:schemas-microsoft-com:vml" xmlns:wp14="http://schemas.microsoft.com/office/word/2010/wordprocessingDrawing" xmlns:wp="http://schemas.openxmlformats.org/drawingml/2006/wordprocessingDrawing" xmlns:w10="urn:schemas-microsoft-com:office:word" xmlns:w="http://schemas.openxmlformats.org/wordprocessingml/2006/main" xmlns:w14="http://schemas.microsoft.com/office/word/2010/wordml" xmlns:w15="http://schemas.microsoft.com/office/word/2012/wordml" xmlns:w16cid="http://schemas.microsoft.com/office/word/2016/wordml/cid" xmlns:w16se="http://schemas.microsoft.com/office/word/2015/wordml/symex" xmlns:wpg="http://schemas.microsoft.com/office/word/2010/wordprocessingGroup" xmlns:wpi="http://schemas.microsoft.com/office/word/2010/wordprocessingInk" xmlns:wne="http://schemas.microsoft.com/office/word/2006/wordml" xmlns:wps="http://schemas.microsoft.com/office/word/2010/wordprocessingShape" mc:Ignorable="w14 w15 w16se w16cid wp14">
   <w:endnote w:type="separator" w:id="-1">
     <w:p>
       <w:pPr>
@@ -866,7 +938,7 @@
 </file>
 
 <file path=word/footer1.xml><?xml version="1.0" encoding="utf-8"?>
-<w:ftr xmlns:wpc="http://schemas.microsoft.com/office/word/2010/wordprocessingCanvas" xmlns:cx="http://schemas.microsoft.com/office/drawing/2014/chartex" xmlns:cx1="http://schemas.microsoft.com/office/drawing/2015/9/8/chartex" xmlns:cx2="http://schemas.microsoft.com/office/drawing/2015/10/21/chartex" xmlns:cx3="http://schemas.microsoft.com/office/drawing/2016/5/9/chartex" xmlns:cx4="http://schemas.microsoft.com/office/drawing/2016/5/10/chartex" xmlns:cx5="http://schemas.microsoft.com/office/drawing/2016/5/11/chartex" xmlns:cx6="http://schemas.microsoft.com/office/drawing/2016/5/12/chartex" xmlns:cx7="http://schemas.microsoft.com/office/drawing/2016/5/13/chartex" xmlns:cx8="http://schemas.microsoft.com/office/drawing/2016/5/14/chartex" xmlns:mc="http://schemas.openxmlformats.org/markup-compatibility/2006" xmlns:aink="http://schemas.microsoft.com/office/drawing/2016/ink" xmlns:am3d="http://schemas.microsoft.com/office/drawing/2017/model3d" xmlns:o="urn:schemas-microsoft-com:office:office" xmlns:oel="http://schemas.microsoft.com/office/2019/extlst" xmlns:r="http://schemas.openxmlformats.org/officeDocument/2006/relationships" xmlns:m="http://schemas.openxmlformats.org/officeDocument/2006/math" xmlns:v="urn:schemas-microsoft-com:vml" xmlns:wp14="http://schemas.microsoft.com/office/word/2010/wordprocessingDrawing" xmlns:wp="http://schemas.openxmlformats.org/drawingml/2006/wordprocessingDrawing" xmlns:w10="urn:schemas-microsoft-com:office:word" xmlns:w="http://schemas.openxmlformats.org/wordprocessingml/2006/main" xmlns:w14="http://schemas.microsoft.com/office/word/2010/wordml" xmlns:w15="http://schemas.microsoft.com/office/word/2012/wordml" xmlns:w16cex="http://schemas.microsoft.com/office/word/2018/wordml/cex" xmlns:w16cid="http://schemas.microsoft.com/office/word/2016/wordml/cid" xmlns:w16="http://schemas.microsoft.com/office/word/2018/wordml" xmlns:w16du="http://schemas.microsoft.com/office/word/2023/wordml/word16du" xmlns:w16sdtdh="http://schemas.microsoft.com/office/word/2020/wordml/sdtdatahash" xmlns:w16sdtfl="http://schemas.microsoft.com/office/word/2024/wordml/sdtformatlock" xmlns:w16se="http://schemas.microsoft.com/office/word/2015/wordml/symex" xmlns:wpg="http://schemas.microsoft.com/office/word/2010/wordprocessingGroup" xmlns:wpi="http://schemas.microsoft.com/office/word/2010/wordprocessingInk" xmlns:wne="http://schemas.microsoft.com/office/word/2006/wordml" xmlns:wps="http://schemas.microsoft.com/office/word/2010/wordprocessingShape" mc:Ignorable="w14 w15 w16se w16cid w16 w16cex w16sdtdh w16sdtfl w16du wp14">
+<w:ftr xmlns:wpc="http://schemas.microsoft.com/office/word/2010/wordprocessingCanvas" xmlns:cx="http://schemas.microsoft.com/office/drawing/2014/chartex" xmlns:cx1="http://schemas.microsoft.com/office/drawing/2015/9/8/chartex" xmlns:cx2="http://schemas.microsoft.com/office/drawing/2015/10/21/chartex" xmlns:cx3="http://schemas.microsoft.com/office/drawing/2016/5/9/chartex" xmlns:cx4="http://schemas.microsoft.com/office/drawing/2016/5/10/chartex" xmlns:cx5="http://schemas.microsoft.com/office/drawing/2016/5/11/chartex" xmlns:cx6="http://schemas.microsoft.com/office/drawing/2016/5/12/chartex" xmlns:cx7="http://schemas.microsoft.com/office/drawing/2016/5/13/chartex" xmlns:cx8="http://schemas.microsoft.com/office/drawing/2016/5/14/chartex" xmlns:mc="http://schemas.openxmlformats.org/markup-compatibility/2006" xmlns:aink="http://schemas.microsoft.com/office/drawing/2016/ink" xmlns:am3d="http://schemas.microsoft.com/office/drawing/2017/model3d" xmlns:o="urn:schemas-microsoft-com:office:office" xmlns:r="http://schemas.openxmlformats.org/officeDocument/2006/relationships" xmlns:m="http://schemas.openxmlformats.org/officeDocument/2006/math" xmlns:v="urn:schemas-microsoft-com:vml" xmlns:wp14="http://schemas.microsoft.com/office/word/2010/wordprocessingDrawing" xmlns:wp="http://schemas.openxmlformats.org/drawingml/2006/wordprocessingDrawing" xmlns:w10="urn:schemas-microsoft-com:office:word" xmlns:w="http://schemas.openxmlformats.org/wordprocessingml/2006/main" xmlns:w14="http://schemas.microsoft.com/office/word/2010/wordml" xmlns:w15="http://schemas.microsoft.com/office/word/2012/wordml" xmlns:w16cid="http://schemas.microsoft.com/office/word/2016/wordml/cid" xmlns:w16se="http://schemas.microsoft.com/office/word/2015/wordml/symex" xmlns:wpg="http://schemas.microsoft.com/office/word/2010/wordprocessingGroup" xmlns:wpi="http://schemas.microsoft.com/office/word/2010/wordprocessingInk" xmlns:wne="http://schemas.microsoft.com/office/word/2006/wordml" xmlns:wps="http://schemas.microsoft.com/office/word/2010/wordprocessingShape" mc:Ignorable="w14 w15 w16se w16cid wp14">
   <w:p>
     <w:pPr>
       <w:pStyle w:val="Footer"/>
@@ -876,7 +948,7 @@
 </file>
 
 <file path=word/footer2.xml><?xml version="1.0" encoding="utf-8"?>
-<w:ftr xmlns:wpc="http://schemas.microsoft.com/office/word/2010/wordprocessingCanvas" xmlns:cx="http://schemas.microsoft.com/office/drawing/2014/chartex" xmlns:cx1="http://schemas.microsoft.com/office/drawing/2015/9/8/chartex" xmlns:cx2="http://schemas.microsoft.com/office/drawing/2015/10/21/chartex" xmlns:cx3="http://schemas.microsoft.com/office/drawing/2016/5/9/chartex" xmlns:cx4="http://schemas.microsoft.com/office/drawing/2016/5/10/chartex" xmlns:cx5="http://schemas.microsoft.com/office/drawing/2016/5/11/chartex" xmlns:cx6="http://schemas.microsoft.com/office/drawing/2016/5/12/chartex" xmlns:cx7="http://schemas.microsoft.com/office/drawing/2016/5/13/chartex" xmlns:cx8="http://schemas.microsoft.com/office/drawing/2016/5/14/chartex" xmlns:mc="http://schemas.openxmlformats.org/markup-compatibility/2006" xmlns:aink="http://schemas.microsoft.com/office/drawing/2016/ink" xmlns:am3d="http://schemas.microsoft.com/office/drawing/2017/model3d" xmlns:o="urn:schemas-microsoft-com:office:office" xmlns:oel="http://schemas.microsoft.com/office/2019/extlst" xmlns:r="http://schemas.openxmlformats.org/officeDocument/2006/relationships" xmlns:m="http://schemas.openxmlformats.org/officeDocument/2006/math" xmlns:v="urn:schemas-microsoft-com:vml" xmlns:wp14="http://schemas.microsoft.com/office/word/2010/wordprocessingDrawing" xmlns:wp="http://schemas.openxmlformats.org/drawingml/2006/wordprocessingDrawing" xmlns:w10="urn:schemas-microsoft-com:office:word" xmlns:w="http://schemas.openxmlformats.org/wordprocessingml/2006/main" xmlns:w14="http://schemas.microsoft.com/office/word/2010/wordml" xmlns:w15="http://schemas.microsoft.com/office/word/2012/wordml" xmlns:w16cex="http://schemas.microsoft.com/office/word/2018/wordml/cex" xmlns:w16cid="http://schemas.microsoft.com/office/word/2016/wordml/cid" xmlns:w16="http://schemas.microsoft.com/office/word/2018/wordml" xmlns:w16du="http://schemas.microsoft.com/office/word/2023/wordml/word16du" xmlns:w16sdtdh="http://schemas.microsoft.com/office/word/2020/wordml/sdtdatahash" xmlns:w16sdtfl="http://schemas.microsoft.com/office/word/2024/wordml/sdtformatlock" xmlns:w16se="http://schemas.microsoft.com/office/word/2015/wordml/symex" xmlns:wpg="http://schemas.microsoft.com/office/word/2010/wordprocessingGroup" xmlns:wpi="http://schemas.microsoft.com/office/word/2010/wordprocessingInk" xmlns:wne="http://schemas.microsoft.com/office/word/2006/wordml" xmlns:wps="http://schemas.microsoft.com/office/word/2010/wordprocessingShape" mc:Ignorable="w14 w15 w16se w16cid w16 w16cex w16sdtdh w16sdtfl w16du wp14">
+<w:ftr xmlns:wpc="http://schemas.microsoft.com/office/word/2010/wordprocessingCanvas" xmlns:cx="http://schemas.microsoft.com/office/drawing/2014/chartex" xmlns:cx1="http://schemas.microsoft.com/office/drawing/2015/9/8/chartex" xmlns:cx2="http://schemas.microsoft.com/office/drawing/2015/10/21/chartex" xmlns:cx3="http://schemas.microsoft.com/office/drawing/2016/5/9/chartex" xmlns:cx4="http://schemas.microsoft.com/office/drawing/2016/5/10/chartex" xmlns:cx5="http://schemas.microsoft.com/office/drawing/2016/5/11/chartex" xmlns:cx6="http://schemas.microsoft.com/office/drawing/2016/5/12/chartex" xmlns:cx7="http://schemas.microsoft.com/office/drawing/2016/5/13/chartex" xmlns:cx8="http://schemas.microsoft.com/office/drawing/2016/5/14/chartex" xmlns:mc="http://schemas.openxmlformats.org/markup-compatibility/2006" xmlns:aink="http://schemas.microsoft.com/office/drawing/2016/ink" xmlns:am3d="http://schemas.microsoft.com/office/drawing/2017/model3d" xmlns:o="urn:schemas-microsoft-com:office:office" xmlns:r="http://schemas.openxmlformats.org/officeDocument/2006/relationships" xmlns:m="http://schemas.openxmlformats.org/officeDocument/2006/math" xmlns:v="urn:schemas-microsoft-com:vml" xmlns:wp14="http://schemas.microsoft.com/office/word/2010/wordprocessingDrawing" xmlns:wp="http://schemas.openxmlformats.org/drawingml/2006/wordprocessingDrawing" xmlns:w10="urn:schemas-microsoft-com:office:word" xmlns:w="http://schemas.openxmlformats.org/wordprocessingml/2006/main" xmlns:w14="http://schemas.microsoft.com/office/word/2010/wordml" xmlns:w15="http://schemas.microsoft.com/office/word/2012/wordml" xmlns:w16cid="http://schemas.microsoft.com/office/word/2016/wordml/cid" xmlns:w16se="http://schemas.microsoft.com/office/word/2015/wordml/symex" xmlns:wpg="http://schemas.microsoft.com/office/word/2010/wordprocessingGroup" xmlns:wpi="http://schemas.microsoft.com/office/word/2010/wordprocessingInk" xmlns:wne="http://schemas.microsoft.com/office/word/2006/wordml" xmlns:wps="http://schemas.microsoft.com/office/word/2010/wordprocessingShape" mc:Ignorable="w14 w15 w16se w16cid wp14">
   <w:p>
     <w:pPr>
       <w:pStyle w:val="Footer"/>
@@ -910,7 +982,23 @@
         <w:i/>
         <w:sz w:val="20"/>
       </w:rPr>
-      <w:t>1A, Pleasant Apartment, No.45, Taylors Road, Kilpauk, Chennai-600010.</w:t>
+      <w:t xml:space="preserve">1A, Pleasant Apartment, No.45, Taylors Road, </w:t>
+    </w:r>
+    <w:proofErr w:type="spellStart"/>
+    <w:r>
+      <w:rPr>
+        <w:i/>
+        <w:sz w:val="20"/>
+      </w:rPr>
+      <w:t>Kilpauk</w:t>
+    </w:r>
+    <w:proofErr w:type="spellEnd"/>
+    <w:r>
+      <w:rPr>
+        <w:i/>
+        <w:sz w:val="20"/>
+      </w:rPr>
+      <w:t>, Chennai-600010.</w:t>
     </w:r>
   </w:p>
   <w:p>
@@ -959,7 +1047,7 @@
 </file>
 
 <file path=word/footer3.xml><?xml version="1.0" encoding="utf-8"?>
-<w:ftr xmlns:wpc="http://schemas.microsoft.com/office/word/2010/wordprocessingCanvas" xmlns:cx="http://schemas.microsoft.com/office/drawing/2014/chartex" xmlns:cx1="http://schemas.microsoft.com/office/drawing/2015/9/8/chartex" xmlns:cx2="http://schemas.microsoft.com/office/drawing/2015/10/21/chartex" xmlns:cx3="http://schemas.microsoft.com/office/drawing/2016/5/9/chartex" xmlns:cx4="http://schemas.microsoft.com/office/drawing/2016/5/10/chartex" xmlns:cx5="http://schemas.microsoft.com/office/drawing/2016/5/11/chartex" xmlns:cx6="http://schemas.microsoft.com/office/drawing/2016/5/12/chartex" xmlns:cx7="http://schemas.microsoft.com/office/drawing/2016/5/13/chartex" xmlns:cx8="http://schemas.microsoft.com/office/drawing/2016/5/14/chartex" xmlns:mc="http://schemas.openxmlformats.org/markup-compatibility/2006" xmlns:aink="http://schemas.microsoft.com/office/drawing/2016/ink" xmlns:am3d="http://schemas.microsoft.com/office/drawing/2017/model3d" xmlns:o="urn:schemas-microsoft-com:office:office" xmlns:oel="http://schemas.microsoft.com/office/2019/extlst" xmlns:r="http://schemas.openxmlformats.org/officeDocument/2006/relationships" xmlns:m="http://schemas.openxmlformats.org/officeDocument/2006/math" xmlns:v="urn:schemas-microsoft-com:vml" xmlns:wp14="http://schemas.microsoft.com/office/word/2010/wordprocessingDrawing" xmlns:wp="http://schemas.openxmlformats.org/drawingml/2006/wordprocessingDrawing" xmlns:w10="urn:schemas-microsoft-com:office:word" xmlns:w="http://schemas.openxmlformats.org/wordprocessingml/2006/main" xmlns:w14="http://schemas.microsoft.com/office/word/2010/wordml" xmlns:w15="http://schemas.microsoft.com/office/word/2012/wordml" xmlns:w16cex="http://schemas.microsoft.com/office/word/2018/wordml/cex" xmlns:w16cid="http://schemas.microsoft.com/office/word/2016/wordml/cid" xmlns:w16="http://schemas.microsoft.com/office/word/2018/wordml" xmlns:w16du="http://schemas.microsoft.com/office/word/2023/wordml/word16du" xmlns:w16sdtdh="http://schemas.microsoft.com/office/word/2020/wordml/sdtdatahash" xmlns:w16sdtfl="http://schemas.microsoft.com/office/word/2024/wordml/sdtformatlock" xmlns:w16se="http://schemas.microsoft.com/office/word/2015/wordml/symex" xmlns:wpg="http://schemas.microsoft.com/office/word/2010/wordprocessingGroup" xmlns:wpi="http://schemas.microsoft.com/office/word/2010/wordprocessingInk" xmlns:wne="http://schemas.microsoft.com/office/word/2006/wordml" xmlns:wps="http://schemas.microsoft.com/office/word/2010/wordprocessingShape" mc:Ignorable="w14 w15 w16se w16cid w16 w16cex w16sdtdh w16sdtfl w16du wp14">
+<w:ftr xmlns:wpc="http://schemas.microsoft.com/office/word/2010/wordprocessingCanvas" xmlns:cx="http://schemas.microsoft.com/office/drawing/2014/chartex" xmlns:cx1="http://schemas.microsoft.com/office/drawing/2015/9/8/chartex" xmlns:cx2="http://schemas.microsoft.com/office/drawing/2015/10/21/chartex" xmlns:cx3="http://schemas.microsoft.com/office/drawing/2016/5/9/chartex" xmlns:cx4="http://schemas.microsoft.com/office/drawing/2016/5/10/chartex" xmlns:cx5="http://schemas.microsoft.com/office/drawing/2016/5/11/chartex" xmlns:cx6="http://schemas.microsoft.com/office/drawing/2016/5/12/chartex" xmlns:cx7="http://schemas.microsoft.com/office/drawing/2016/5/13/chartex" xmlns:cx8="http://schemas.microsoft.com/office/drawing/2016/5/14/chartex" xmlns:mc="http://schemas.openxmlformats.org/markup-compatibility/2006" xmlns:aink="http://schemas.microsoft.com/office/drawing/2016/ink" xmlns:am3d="http://schemas.microsoft.com/office/drawing/2017/model3d" xmlns:o="urn:schemas-microsoft-com:office:office" xmlns:r="http://schemas.openxmlformats.org/officeDocument/2006/relationships" xmlns:m="http://schemas.openxmlformats.org/officeDocument/2006/math" xmlns:v="urn:schemas-microsoft-com:vml" xmlns:wp14="http://schemas.microsoft.com/office/word/2010/wordprocessingDrawing" xmlns:wp="http://schemas.openxmlformats.org/drawingml/2006/wordprocessingDrawing" xmlns:w10="urn:schemas-microsoft-com:office:word" xmlns:w="http://schemas.openxmlformats.org/wordprocessingml/2006/main" xmlns:w14="http://schemas.microsoft.com/office/word/2010/wordml" xmlns:w15="http://schemas.microsoft.com/office/word/2012/wordml" xmlns:w16cid="http://schemas.microsoft.com/office/word/2016/wordml/cid" xmlns:w16se="http://schemas.microsoft.com/office/word/2015/wordml/symex" xmlns:wpg="http://schemas.microsoft.com/office/word/2010/wordprocessingGroup" xmlns:wpi="http://schemas.microsoft.com/office/word/2010/wordprocessingInk" xmlns:wne="http://schemas.microsoft.com/office/word/2006/wordml" xmlns:wps="http://schemas.microsoft.com/office/word/2010/wordprocessingShape" mc:Ignorable="w14 w15 w16se w16cid wp14">
   <w:p>
     <w:pPr>
       <w:pStyle w:val="Footer"/>
@@ -969,7 +1057,7 @@
 </file>
 
 <file path=word/footnotes.xml><?xml version="1.0" encoding="utf-8"?>
-<w:footnotes xmlns:wpc="http://schemas.microsoft.com/office/word/2010/wordprocessingCanvas" xmlns:cx="http://schemas.microsoft.com/office/drawing/2014/chartex" xmlns:cx1="http://schemas.microsoft.com/office/drawing/2015/9/8/chartex" xmlns:cx2="http://schemas.microsoft.com/office/drawing/2015/10/21/chartex" xmlns:cx3="http://schemas.microsoft.com/office/drawing/2016/5/9/chartex" xmlns:cx4="http://schemas.microsoft.com/office/drawing/2016/5/10/chartex" xmlns:cx5="http://schemas.microsoft.com/office/drawing/2016/5/11/chartex" xmlns:cx6="http://schemas.microsoft.com/office/drawing/2016/5/12/chartex" xmlns:cx7="http://schemas.microsoft.com/office/drawing/2016/5/13/chartex" xmlns:cx8="http://schemas.microsoft.com/office/drawing/2016/5/14/chartex" xmlns:mc="http://schemas.openxmlformats.org/markup-compatibility/2006" xmlns:aink="http://schemas.microsoft.com/office/drawing/2016/ink" xmlns:am3d="http://schemas.microsoft.com/office/drawing/2017/model3d" xmlns:o="urn:schemas-microsoft-com:office:office" xmlns:oel="http://schemas.microsoft.com/office/2019/extlst" xmlns:r="http://schemas.openxmlformats.org/officeDocument/2006/relationships" xmlns:m="http://schemas.openxmlformats.org/officeDocument/2006/math" xmlns:v="urn:schemas-microsoft-com:vml" xmlns:wp14="http://schemas.microsoft.com/office/word/2010/wordprocessingDrawing" xmlns:wp="http://schemas.openxmlformats.org/drawingml/2006/wordprocessingDrawing" xmlns:w10="urn:schemas-microsoft-com:office:word" xmlns:w="http://schemas.openxmlformats.org/wordprocessingml/2006/main" xmlns:w14="http://schemas.microsoft.com/office/word/2010/wordml" xmlns:w15="http://schemas.microsoft.com/office/word/2012/wordml" xmlns:w16cex="http://schemas.microsoft.com/office/word/2018/wordml/cex" xmlns:w16cid="http://schemas.microsoft.com/office/word/2016/wordml/cid" xmlns:w16="http://schemas.microsoft.com/office/word/2018/wordml" xmlns:w16du="http://schemas.microsoft.com/office/word/2023/wordml/word16du" xmlns:w16sdtdh="http://schemas.microsoft.com/office/word/2020/wordml/sdtdatahash" xmlns:w16sdtfl="http://schemas.microsoft.com/office/word/2024/wordml/sdtformatlock" xmlns:w16se="http://schemas.microsoft.com/office/word/2015/wordml/symex" xmlns:wpg="http://schemas.microsoft.com/office/word/2010/wordprocessingGroup" xmlns:wpi="http://schemas.microsoft.com/office/word/2010/wordprocessingInk" xmlns:wne="http://schemas.microsoft.com/office/word/2006/wordml" xmlns:wps="http://schemas.microsoft.com/office/word/2010/wordprocessingShape" mc:Ignorable="w14 w15 w16se w16cid w16 w16cex w16sdtdh w16sdtfl w16du wp14">
+<w:footnotes xmlns:wpc="http://schemas.microsoft.com/office/word/2010/wordprocessingCanvas" xmlns:cx="http://schemas.microsoft.com/office/drawing/2014/chartex" xmlns:cx1="http://schemas.microsoft.com/office/drawing/2015/9/8/chartex" xmlns:cx2="http://schemas.microsoft.com/office/drawing/2015/10/21/chartex" xmlns:cx3="http://schemas.microsoft.com/office/drawing/2016/5/9/chartex" xmlns:cx4="http://schemas.microsoft.com/office/drawing/2016/5/10/chartex" xmlns:cx5="http://schemas.microsoft.com/office/drawing/2016/5/11/chartex" xmlns:cx6="http://schemas.microsoft.com/office/drawing/2016/5/12/chartex" xmlns:cx7="http://schemas.microsoft.com/office/drawing/2016/5/13/chartex" xmlns:cx8="http://schemas.microsoft.com/office/drawing/2016/5/14/chartex" xmlns:mc="http://schemas.openxmlformats.org/markup-compatibility/2006" xmlns:aink="http://schemas.microsoft.com/office/drawing/2016/ink" xmlns:am3d="http://schemas.microsoft.com/office/drawing/2017/model3d" xmlns:o="urn:schemas-microsoft-com:office:office" xmlns:r="http://schemas.openxmlformats.org/officeDocument/2006/relationships" xmlns:m="http://schemas.openxmlformats.org/officeDocument/2006/math" xmlns:v="urn:schemas-microsoft-com:vml" xmlns:wp14="http://schemas.microsoft.com/office/word/2010/wordprocessingDrawing" xmlns:wp="http://schemas.openxmlformats.org/drawingml/2006/wordprocessingDrawing" xmlns:w10="urn:schemas-microsoft-com:office:word" xmlns:w="http://schemas.openxmlformats.org/wordprocessingml/2006/main" xmlns:w14="http://schemas.microsoft.com/office/word/2010/wordml" xmlns:w15="http://schemas.microsoft.com/office/word/2012/wordml" xmlns:w16cid="http://schemas.microsoft.com/office/word/2016/wordml/cid" xmlns:w16se="http://schemas.microsoft.com/office/word/2015/wordml/symex" xmlns:wpg="http://schemas.microsoft.com/office/word/2010/wordprocessingGroup" xmlns:wpi="http://schemas.microsoft.com/office/word/2010/wordprocessingInk" xmlns:wne="http://schemas.microsoft.com/office/word/2006/wordml" xmlns:wps="http://schemas.microsoft.com/office/word/2010/wordprocessingShape" mc:Ignorable="w14 w15 w16se w16cid wp14">
   <w:footnote w:type="separator" w:id="-1">
     <w:p>
       <w:pPr>
@@ -994,7 +1082,7 @@
 </file>
 
 <file path=word/header1.xml><?xml version="1.0" encoding="utf-8"?>
-<w:hdr xmlns:wpc="http://schemas.microsoft.com/office/word/2010/wordprocessingCanvas" xmlns:cx="http://schemas.microsoft.com/office/drawing/2014/chartex" xmlns:cx1="http://schemas.microsoft.com/office/drawing/2015/9/8/chartex" xmlns:cx2="http://schemas.microsoft.com/office/drawing/2015/10/21/chartex" xmlns:cx3="http://schemas.microsoft.com/office/drawing/2016/5/9/chartex" xmlns:cx4="http://schemas.microsoft.com/office/drawing/2016/5/10/chartex" xmlns:cx5="http://schemas.microsoft.com/office/drawing/2016/5/11/chartex" xmlns:cx6="http://schemas.microsoft.com/office/drawing/2016/5/12/chartex" xmlns:cx7="http://schemas.microsoft.com/office/drawing/2016/5/13/chartex" xmlns:cx8="http://schemas.microsoft.com/office/drawing/2016/5/14/chartex" xmlns:mc="http://schemas.openxmlformats.org/markup-compatibility/2006" xmlns:aink="http://schemas.microsoft.com/office/drawing/2016/ink" xmlns:am3d="http://schemas.microsoft.com/office/drawing/2017/model3d" xmlns:o="urn:schemas-microsoft-com:office:office" xmlns:oel="http://schemas.microsoft.com/office/2019/extlst" xmlns:r="http://schemas.openxmlformats.org/officeDocument/2006/relationships" xmlns:m="http://schemas.openxmlformats.org/officeDocument/2006/math" xmlns:v="urn:schemas-microsoft-com:vml" xmlns:wp14="http://schemas.microsoft.com/office/word/2010/wordprocessingDrawing" xmlns:wp="http://schemas.openxmlformats.org/drawingml/2006/wordprocessingDrawing" xmlns:w10="urn:schemas-microsoft-com:office:word" xmlns:w="http://schemas.openxmlformats.org/wordprocessingml/2006/main" xmlns:w14="http://schemas.microsoft.com/office/word/2010/wordml" xmlns:w15="http://schemas.microsoft.com/office/word/2012/wordml" xmlns:w16cex="http://schemas.microsoft.com/office/word/2018/wordml/cex" xmlns:w16cid="http://schemas.microsoft.com/office/word/2016/wordml/cid" xmlns:w16="http://schemas.microsoft.com/office/word/2018/wordml" xmlns:w16du="http://schemas.microsoft.com/office/word/2023/wordml/word16du" xmlns:w16sdtdh="http://schemas.microsoft.com/office/word/2020/wordml/sdtdatahash" xmlns:w16sdtfl="http://schemas.microsoft.com/office/word/2024/wordml/sdtformatlock" xmlns:w16se="http://schemas.microsoft.com/office/word/2015/wordml/symex" xmlns:wpg="http://schemas.microsoft.com/office/word/2010/wordprocessingGroup" xmlns:wpi="http://schemas.microsoft.com/office/word/2010/wordprocessingInk" xmlns:wne="http://schemas.microsoft.com/office/word/2006/wordml" xmlns:wps="http://schemas.microsoft.com/office/word/2010/wordprocessingShape" mc:Ignorable="w14 w15 w16se w16cid w16 w16cex w16sdtdh w16sdtfl w16du wp14">
+<w:hdr xmlns:wpc="http://schemas.microsoft.com/office/word/2010/wordprocessingCanvas" xmlns:cx="http://schemas.microsoft.com/office/drawing/2014/chartex" xmlns:cx1="http://schemas.microsoft.com/office/drawing/2015/9/8/chartex" xmlns:cx2="http://schemas.microsoft.com/office/drawing/2015/10/21/chartex" xmlns:cx3="http://schemas.microsoft.com/office/drawing/2016/5/9/chartex" xmlns:cx4="http://schemas.microsoft.com/office/drawing/2016/5/10/chartex" xmlns:cx5="http://schemas.microsoft.com/office/drawing/2016/5/11/chartex" xmlns:cx6="http://schemas.microsoft.com/office/drawing/2016/5/12/chartex" xmlns:cx7="http://schemas.microsoft.com/office/drawing/2016/5/13/chartex" xmlns:cx8="http://schemas.microsoft.com/office/drawing/2016/5/14/chartex" xmlns:mc="http://schemas.openxmlformats.org/markup-compatibility/2006" xmlns:aink="http://schemas.microsoft.com/office/drawing/2016/ink" xmlns:am3d="http://schemas.microsoft.com/office/drawing/2017/model3d" xmlns:o="urn:schemas-microsoft-com:office:office" xmlns:r="http://schemas.openxmlformats.org/officeDocument/2006/relationships" xmlns:m="http://schemas.openxmlformats.org/officeDocument/2006/math" xmlns:v="urn:schemas-microsoft-com:vml" xmlns:wp14="http://schemas.microsoft.com/office/word/2010/wordprocessingDrawing" xmlns:wp="http://schemas.openxmlformats.org/drawingml/2006/wordprocessingDrawing" xmlns:w10="urn:schemas-microsoft-com:office:word" xmlns:w="http://schemas.openxmlformats.org/wordprocessingml/2006/main" xmlns:w14="http://schemas.microsoft.com/office/word/2010/wordml" xmlns:w15="http://schemas.microsoft.com/office/word/2012/wordml" xmlns:w16cid="http://schemas.microsoft.com/office/word/2016/wordml/cid" xmlns:w16se="http://schemas.microsoft.com/office/word/2015/wordml/symex" xmlns:wpg="http://schemas.microsoft.com/office/word/2010/wordprocessingGroup" xmlns:wpi="http://schemas.microsoft.com/office/word/2010/wordprocessingInk" xmlns:wne="http://schemas.microsoft.com/office/word/2006/wordml" xmlns:wps="http://schemas.microsoft.com/office/word/2010/wordprocessingShape" mc:Ignorable="w14 w15 w16se w16cid wp14">
   <w:p>
     <w:pPr>
       <w:pStyle w:val="Header"/>
@@ -1004,7 +1092,7 @@
 </file>
 
 <file path=word/header2.xml><?xml version="1.0" encoding="utf-8"?>
-<w:hdr xmlns:wpc="http://schemas.microsoft.com/office/word/2010/wordprocessingCanvas" xmlns:cx="http://schemas.microsoft.com/office/drawing/2014/chartex" xmlns:cx1="http://schemas.microsoft.com/office/drawing/2015/9/8/chartex" xmlns:cx2="http://schemas.microsoft.com/office/drawing/2015/10/21/chartex" xmlns:cx3="http://schemas.microsoft.com/office/drawing/2016/5/9/chartex" xmlns:cx4="http://schemas.microsoft.com/office/drawing/2016/5/10/chartex" xmlns:cx5="http://schemas.microsoft.com/office/drawing/2016/5/11/chartex" xmlns:cx6="http://schemas.microsoft.com/office/drawing/2016/5/12/chartex" xmlns:cx7="http://schemas.microsoft.com/office/drawing/2016/5/13/chartex" xmlns:cx8="http://schemas.microsoft.com/office/drawing/2016/5/14/chartex" xmlns:mc="http://schemas.openxmlformats.org/markup-compatibility/2006" xmlns:aink="http://schemas.microsoft.com/office/drawing/2016/ink" xmlns:am3d="http://schemas.microsoft.com/office/drawing/2017/model3d" xmlns:o="urn:schemas-microsoft-com:office:office" xmlns:oel="http://schemas.microsoft.com/office/2019/extlst" xmlns:r="http://schemas.openxmlformats.org/officeDocument/2006/relationships" xmlns:m="http://schemas.openxmlformats.org/officeDocument/2006/math" xmlns:v="urn:schemas-microsoft-com:vml" xmlns:wp14="http://schemas.microsoft.com/office/word/2010/wordprocessingDrawing" xmlns:wp="http://schemas.openxmlformats.org/drawingml/2006/wordprocessingDrawing" xmlns:w10="urn:schemas-microsoft-com:office:word" xmlns:w="http://schemas.openxmlformats.org/wordprocessingml/2006/main" xmlns:w14="http://schemas.microsoft.com/office/word/2010/wordml" xmlns:w15="http://schemas.microsoft.com/office/word/2012/wordml" xmlns:w16cex="http://schemas.microsoft.com/office/word/2018/wordml/cex" xmlns:w16cid="http://schemas.microsoft.com/office/word/2016/wordml/cid" xmlns:w16="http://schemas.microsoft.com/office/word/2018/wordml" xmlns:w16du="http://schemas.microsoft.com/office/word/2023/wordml/word16du" xmlns:w16sdtdh="http://schemas.microsoft.com/office/word/2020/wordml/sdtdatahash" xmlns:w16sdtfl="http://schemas.microsoft.com/office/word/2024/wordml/sdtformatlock" xmlns:w16se="http://schemas.microsoft.com/office/word/2015/wordml/symex" xmlns:wpg="http://schemas.microsoft.com/office/word/2010/wordprocessingGroup" xmlns:wpi="http://schemas.microsoft.com/office/word/2010/wordprocessingInk" xmlns:wne="http://schemas.microsoft.com/office/word/2006/wordml" xmlns:wps="http://schemas.microsoft.com/office/word/2010/wordprocessingShape" mc:Ignorable="w14 w15 w16se w16cid w16 w16cex w16sdtdh w16sdtfl w16du wp14">
+<w:hdr xmlns:wpc="http://schemas.microsoft.com/office/word/2010/wordprocessingCanvas" xmlns:cx="http://schemas.microsoft.com/office/drawing/2014/chartex" xmlns:cx1="http://schemas.microsoft.com/office/drawing/2015/9/8/chartex" xmlns:cx2="http://schemas.microsoft.com/office/drawing/2015/10/21/chartex" xmlns:cx3="http://schemas.microsoft.com/office/drawing/2016/5/9/chartex" xmlns:cx4="http://schemas.microsoft.com/office/drawing/2016/5/10/chartex" xmlns:cx5="http://schemas.microsoft.com/office/drawing/2016/5/11/chartex" xmlns:cx6="http://schemas.microsoft.com/office/drawing/2016/5/12/chartex" xmlns:cx7="http://schemas.microsoft.com/office/drawing/2016/5/13/chartex" xmlns:cx8="http://schemas.microsoft.com/office/drawing/2016/5/14/chartex" xmlns:mc="http://schemas.openxmlformats.org/markup-compatibility/2006" xmlns:aink="http://schemas.microsoft.com/office/drawing/2016/ink" xmlns:am3d="http://schemas.microsoft.com/office/drawing/2017/model3d" xmlns:o="urn:schemas-microsoft-com:office:office" xmlns:r="http://schemas.openxmlformats.org/officeDocument/2006/relationships" xmlns:m="http://schemas.openxmlformats.org/officeDocument/2006/math" xmlns:v="urn:schemas-microsoft-com:vml" xmlns:wp14="http://schemas.microsoft.com/office/word/2010/wordprocessingDrawing" xmlns:wp="http://schemas.openxmlformats.org/drawingml/2006/wordprocessingDrawing" xmlns:w10="urn:schemas-microsoft-com:office:word" xmlns:w="http://schemas.openxmlformats.org/wordprocessingml/2006/main" xmlns:w14="http://schemas.microsoft.com/office/word/2010/wordml" xmlns:w15="http://schemas.microsoft.com/office/word/2012/wordml" xmlns:w16cid="http://schemas.microsoft.com/office/word/2016/wordml/cid" xmlns:w16se="http://schemas.microsoft.com/office/word/2015/wordml/symex" xmlns:wpg="http://schemas.microsoft.com/office/word/2010/wordprocessingGroup" xmlns:wpi="http://schemas.microsoft.com/office/word/2010/wordprocessingInk" xmlns:wne="http://schemas.microsoft.com/office/word/2006/wordml" xmlns:wps="http://schemas.microsoft.com/office/word/2010/wordprocessingShape" mc:Ignorable="w14 w15 w16se w16cid wp14">
   <w:p>
     <w:pPr>
       <w:pStyle w:val="Header"/>
@@ -1091,7 +1179,7 @@
 </file>
 
 <file path=word/header3.xml><?xml version="1.0" encoding="utf-8"?>
-<w:hdr xmlns:wpc="http://schemas.microsoft.com/office/word/2010/wordprocessingCanvas" xmlns:cx="http://schemas.microsoft.com/office/drawing/2014/chartex" xmlns:cx1="http://schemas.microsoft.com/office/drawing/2015/9/8/chartex" xmlns:cx2="http://schemas.microsoft.com/office/drawing/2015/10/21/chartex" xmlns:cx3="http://schemas.microsoft.com/office/drawing/2016/5/9/chartex" xmlns:cx4="http://schemas.microsoft.com/office/drawing/2016/5/10/chartex" xmlns:cx5="http://schemas.microsoft.com/office/drawing/2016/5/11/chartex" xmlns:cx6="http://schemas.microsoft.com/office/drawing/2016/5/12/chartex" xmlns:cx7="http://schemas.microsoft.com/office/drawing/2016/5/13/chartex" xmlns:cx8="http://schemas.microsoft.com/office/drawing/2016/5/14/chartex" xmlns:mc="http://schemas.openxmlformats.org/markup-compatibility/2006" xmlns:aink="http://schemas.microsoft.com/office/drawing/2016/ink" xmlns:am3d="http://schemas.microsoft.com/office/drawing/2017/model3d" xmlns:o="urn:schemas-microsoft-com:office:office" xmlns:oel="http://schemas.microsoft.com/office/2019/extlst" xmlns:r="http://schemas.openxmlformats.org/officeDocument/2006/relationships" xmlns:m="http://schemas.openxmlformats.org/officeDocument/2006/math" xmlns:v="urn:schemas-microsoft-com:vml" xmlns:wp14="http://schemas.microsoft.com/office/word/2010/wordprocessingDrawing" xmlns:wp="http://schemas.openxmlformats.org/drawingml/2006/wordprocessingDrawing" xmlns:w10="urn:schemas-microsoft-com:office:word" xmlns:w="http://schemas.openxmlformats.org/wordprocessingml/2006/main" xmlns:w14="http://schemas.microsoft.com/office/word/2010/wordml" xmlns:w15="http://schemas.microsoft.com/office/word/2012/wordml" xmlns:w16cex="http://schemas.microsoft.com/office/word/2018/wordml/cex" xmlns:w16cid="http://schemas.microsoft.com/office/word/2016/wordml/cid" xmlns:w16="http://schemas.microsoft.com/office/word/2018/wordml" xmlns:w16du="http://schemas.microsoft.com/office/word/2023/wordml/word16du" xmlns:w16sdtdh="http://schemas.microsoft.com/office/word/2020/wordml/sdtdatahash" xmlns:w16sdtfl="http://schemas.microsoft.com/office/word/2024/wordml/sdtformatlock" xmlns:w16se="http://schemas.microsoft.com/office/word/2015/wordml/symex" xmlns:wpg="http://schemas.microsoft.com/office/word/2010/wordprocessingGroup" xmlns:wpi="http://schemas.microsoft.com/office/word/2010/wordprocessingInk" xmlns:wne="http://schemas.microsoft.com/office/word/2006/wordml" xmlns:wps="http://schemas.microsoft.com/office/word/2010/wordprocessingShape" mc:Ignorable="w14 w15 w16se w16cid w16 w16cex w16sdtdh w16sdtfl w16du wp14">
+<w:hdr xmlns:wpc="http://schemas.microsoft.com/office/word/2010/wordprocessingCanvas" xmlns:cx="http://schemas.microsoft.com/office/drawing/2014/chartex" xmlns:cx1="http://schemas.microsoft.com/office/drawing/2015/9/8/chartex" xmlns:cx2="http://schemas.microsoft.com/office/drawing/2015/10/21/chartex" xmlns:cx3="http://schemas.microsoft.com/office/drawing/2016/5/9/chartex" xmlns:cx4="http://schemas.microsoft.com/office/drawing/2016/5/10/chartex" xmlns:cx5="http://schemas.microsoft.com/office/drawing/2016/5/11/chartex" xmlns:cx6="http://schemas.microsoft.com/office/drawing/2016/5/12/chartex" xmlns:cx7="http://schemas.microsoft.com/office/drawing/2016/5/13/chartex" xmlns:cx8="http://schemas.microsoft.com/office/drawing/2016/5/14/chartex" xmlns:mc="http://schemas.openxmlformats.org/markup-compatibility/2006" xmlns:aink="http://schemas.microsoft.com/office/drawing/2016/ink" xmlns:am3d="http://schemas.microsoft.com/office/drawing/2017/model3d" xmlns:o="urn:schemas-microsoft-com:office:office" xmlns:r="http://schemas.openxmlformats.org/officeDocument/2006/relationships" xmlns:m="http://schemas.openxmlformats.org/officeDocument/2006/math" xmlns:v="urn:schemas-microsoft-com:vml" xmlns:wp14="http://schemas.microsoft.com/office/word/2010/wordprocessingDrawing" xmlns:wp="http://schemas.openxmlformats.org/drawingml/2006/wordprocessingDrawing" xmlns:w10="urn:schemas-microsoft-com:office:word" xmlns:w="http://schemas.openxmlformats.org/wordprocessingml/2006/main" xmlns:w14="http://schemas.microsoft.com/office/word/2010/wordml" xmlns:w15="http://schemas.microsoft.com/office/word/2012/wordml" xmlns:w16cid="http://schemas.microsoft.com/office/word/2016/wordml/cid" xmlns:w16se="http://schemas.microsoft.com/office/word/2015/wordml/symex" xmlns:wpg="http://schemas.microsoft.com/office/word/2010/wordprocessingGroup" xmlns:wpi="http://schemas.microsoft.com/office/word/2010/wordprocessingInk" xmlns:wne="http://schemas.microsoft.com/office/word/2006/wordml" xmlns:wps="http://schemas.microsoft.com/office/word/2010/wordprocessingShape" mc:Ignorable="w14 w15 w16se w16cid wp14">
   <w:p>
     <w:pPr>
       <w:pStyle w:val="Header"/>
@@ -1101,7 +1189,7 @@
 </file>
 
 <file path=word/numbering.xml><?xml version="1.0" encoding="utf-8"?>
-<w:numbering xmlns:wpc="http://schemas.microsoft.com/office/word/2010/wordprocessingCanvas" xmlns:cx="http://schemas.microsoft.com/office/drawing/2014/chartex" xmlns:cx1="http://schemas.microsoft.com/office/drawing/2015/9/8/chartex" xmlns:cx2="http://schemas.microsoft.com/office/drawing/2015/10/21/chartex" xmlns:cx3="http://schemas.microsoft.com/office/drawing/2016/5/9/chartex" xmlns:cx4="http://schemas.microsoft.com/office/drawing/2016/5/10/chartex" xmlns:cx5="http://schemas.microsoft.com/office/drawing/2016/5/11/chartex" xmlns:cx6="http://schemas.microsoft.com/office/drawing/2016/5/12/chartex" xmlns:cx7="http://schemas.microsoft.com/office/drawing/2016/5/13/chartex" xmlns:cx8="http://schemas.microsoft.com/office/drawing/2016/5/14/chartex" xmlns:mc="http://schemas.openxmlformats.org/markup-compatibility/2006" xmlns:aink="http://schemas.microsoft.com/office/drawing/2016/ink" xmlns:am3d="http://schemas.microsoft.com/office/drawing/2017/model3d" xmlns:o="urn:schemas-microsoft-com:office:office" xmlns:oel="http://schemas.microsoft.com/office/2019/extlst" xmlns:r="http://schemas.openxmlformats.org/officeDocument/2006/relationships" xmlns:m="http://schemas.openxmlformats.org/officeDocument/2006/math" xmlns:v="urn:schemas-microsoft-com:vml" xmlns:wp14="http://schemas.microsoft.com/office/word/2010/wordprocessingDrawing" xmlns:wp="http://schemas.openxmlformats.org/drawingml/2006/wordprocessingDrawing" xmlns:w10="urn:schemas-microsoft-com:office:word" xmlns:w="http://schemas.openxmlformats.org/wordprocessingml/2006/main" xmlns:w14="http://schemas.microsoft.com/office/word/2010/wordml" xmlns:w15="http://schemas.microsoft.com/office/word/2012/wordml" xmlns:w16cex="http://schemas.microsoft.com/office/word/2018/wordml/cex" xmlns:w16cid="http://schemas.microsoft.com/office/word/2016/wordml/cid" xmlns:w16="http://schemas.microsoft.com/office/word/2018/wordml" xmlns:w16du="http://schemas.microsoft.com/office/word/2023/wordml/word16du" xmlns:w16sdtdh="http://schemas.microsoft.com/office/word/2020/wordml/sdtdatahash" xmlns:w16sdtfl="http://schemas.microsoft.com/office/word/2024/wordml/sdtformatlock" xmlns:w16se="http://schemas.microsoft.com/office/word/2015/wordml/symex" xmlns:wpg="http://schemas.microsoft.com/office/word/2010/wordprocessingGroup" xmlns:wpi="http://schemas.microsoft.com/office/word/2010/wordprocessingInk" xmlns:wne="http://schemas.microsoft.com/office/word/2006/wordml" xmlns:wps="http://schemas.microsoft.com/office/word/2010/wordprocessingShape" mc:Ignorable="w14 w15 w16se w16cid w16 w16cex w16sdtdh w16sdtfl w16du wp14">
+<w:numbering xmlns:wpc="http://schemas.microsoft.com/office/word/2010/wordprocessingCanvas" xmlns:cx="http://schemas.microsoft.com/office/drawing/2014/chartex" xmlns:cx1="http://schemas.microsoft.com/office/drawing/2015/9/8/chartex" xmlns:cx2="http://schemas.microsoft.com/office/drawing/2015/10/21/chartex" xmlns:cx3="http://schemas.microsoft.com/office/drawing/2016/5/9/chartex" xmlns:cx4="http://schemas.microsoft.com/office/drawing/2016/5/10/chartex" xmlns:cx5="http://schemas.microsoft.com/office/drawing/2016/5/11/chartex" xmlns:cx6="http://schemas.microsoft.com/office/drawing/2016/5/12/chartex" xmlns:cx7="http://schemas.microsoft.com/office/drawing/2016/5/13/chartex" xmlns:cx8="http://schemas.microsoft.com/office/drawing/2016/5/14/chartex" xmlns:mc="http://schemas.openxmlformats.org/markup-compatibility/2006" xmlns:aink="http://schemas.microsoft.com/office/drawing/2016/ink" xmlns:am3d="http://schemas.microsoft.com/office/drawing/2017/model3d" xmlns:o="urn:schemas-microsoft-com:office:office" xmlns:r="http://schemas.openxmlformats.org/officeDocument/2006/relationships" xmlns:m="http://schemas.openxmlformats.org/officeDocument/2006/math" xmlns:v="urn:schemas-microsoft-com:vml" xmlns:wp14="http://schemas.microsoft.com/office/word/2010/wordprocessingDrawing" xmlns:wp="http://schemas.openxmlformats.org/drawingml/2006/wordprocessingDrawing" xmlns:w10="urn:schemas-microsoft-com:office:word" xmlns:w="http://schemas.openxmlformats.org/wordprocessingml/2006/main" xmlns:w14="http://schemas.microsoft.com/office/word/2010/wordml" xmlns:w15="http://schemas.microsoft.com/office/word/2012/wordml" xmlns:w16cid="http://schemas.microsoft.com/office/word/2016/wordml/cid" xmlns:w16se="http://schemas.microsoft.com/office/word/2015/wordml/symex" xmlns:wpg="http://schemas.microsoft.com/office/word/2010/wordprocessingGroup" xmlns:wpi="http://schemas.microsoft.com/office/word/2010/wordprocessingInk" xmlns:wne="http://schemas.microsoft.com/office/word/2006/wordml" xmlns:wps="http://schemas.microsoft.com/office/word/2010/wordprocessingShape" mc:Ignorable="w14 w15 w16se w16cid wp14">
   <w:abstractNum w:abstractNumId="0" w15:restartNumberingAfterBreak="0">
     <w:nsid w:val="04D878C4"/>
     <w:multiLevelType w:val="hybridMultilevel"/>
@@ -3241,62 +3329,62 @@
       </w:rPr>
     </w:lvl>
   </w:abstractNum>
-  <w:num w:numId="1" w16cid:durableId="1325861723">
+  <w:num w:numId="1">
     <w:abstractNumId w:val="7"/>
   </w:num>
-  <w:num w:numId="2" w16cid:durableId="1495030099">
+  <w:num w:numId="2">
     <w:abstractNumId w:val="0"/>
   </w:num>
-  <w:num w:numId="3" w16cid:durableId="78258604">
+  <w:num w:numId="3">
     <w:abstractNumId w:val="14"/>
   </w:num>
-  <w:num w:numId="4" w16cid:durableId="1480226121">
+  <w:num w:numId="4">
     <w:abstractNumId w:val="15"/>
   </w:num>
-  <w:num w:numId="5" w16cid:durableId="1983196247">
+  <w:num w:numId="5">
     <w:abstractNumId w:val="10"/>
   </w:num>
-  <w:num w:numId="6" w16cid:durableId="1644308172">
+  <w:num w:numId="6">
     <w:abstractNumId w:val="16"/>
   </w:num>
-  <w:num w:numId="7" w16cid:durableId="421990766">
+  <w:num w:numId="7">
     <w:abstractNumId w:val="2"/>
   </w:num>
-  <w:num w:numId="8" w16cid:durableId="1216046973">
+  <w:num w:numId="8">
     <w:abstractNumId w:val="6"/>
   </w:num>
-  <w:num w:numId="9" w16cid:durableId="982585782">
+  <w:num w:numId="9">
     <w:abstractNumId w:val="11"/>
   </w:num>
-  <w:num w:numId="10" w16cid:durableId="1537813650">
+  <w:num w:numId="10">
     <w:abstractNumId w:val="12"/>
   </w:num>
-  <w:num w:numId="11" w16cid:durableId="1190098257">
+  <w:num w:numId="11">
     <w:abstractNumId w:val="8"/>
   </w:num>
-  <w:num w:numId="12" w16cid:durableId="854883643">
+  <w:num w:numId="12">
     <w:abstractNumId w:val="3"/>
   </w:num>
-  <w:num w:numId="13" w16cid:durableId="1918321980">
+  <w:num w:numId="13">
     <w:abstractNumId w:val="9"/>
   </w:num>
-  <w:num w:numId="14" w16cid:durableId="1819879070">
+  <w:num w:numId="14">
     <w:abstractNumId w:val="4"/>
   </w:num>
-  <w:num w:numId="15" w16cid:durableId="1429540559">
+  <w:num w:numId="15">
     <w:abstractNumId w:val="1"/>
   </w:num>
-  <w:num w:numId="16" w16cid:durableId="288516412">
+  <w:num w:numId="16">
     <w:abstractNumId w:val="13"/>
   </w:num>
-  <w:num w:numId="17" w16cid:durableId="936132995">
+  <w:num w:numId="17">
     <w:abstractNumId w:val="5"/>
   </w:num>
 </w:numbering>
 </file>
 
 <file path=word/styles.xml><?xml version="1.0" encoding="utf-8"?>
-<w:styles xmlns:mc="http://schemas.openxmlformats.org/markup-compatibility/2006" xmlns:r="http://schemas.openxmlformats.org/officeDocument/2006/relationships" xmlns:w="http://schemas.openxmlformats.org/wordprocessingml/2006/main" xmlns:w14="http://schemas.microsoft.com/office/word/2010/wordml" xmlns:w15="http://schemas.microsoft.com/office/word/2012/wordml" xmlns:w16cex="http://schemas.microsoft.com/office/word/2018/wordml/cex" xmlns:w16cid="http://schemas.microsoft.com/office/word/2016/wordml/cid" xmlns:w16="http://schemas.microsoft.com/office/word/2018/wordml" xmlns:w16du="http://schemas.microsoft.com/office/word/2023/wordml/word16du" xmlns:w16sdtdh="http://schemas.microsoft.com/office/word/2020/wordml/sdtdatahash" xmlns:w16sdtfl="http://schemas.microsoft.com/office/word/2024/wordml/sdtformatlock" xmlns:w16se="http://schemas.microsoft.com/office/word/2015/wordml/symex" mc:Ignorable="w14 w15 w16se w16cid w16 w16cex w16sdtdh w16sdtfl w16du">
+<w:styles xmlns:mc="http://schemas.openxmlformats.org/markup-compatibility/2006" xmlns:r="http://schemas.openxmlformats.org/officeDocument/2006/relationships" xmlns:w="http://schemas.openxmlformats.org/wordprocessingml/2006/main" xmlns:w14="http://schemas.microsoft.com/office/word/2010/wordml" xmlns:w15="http://schemas.microsoft.com/office/word/2012/wordml" xmlns:w16cid="http://schemas.microsoft.com/office/word/2016/wordml/cid" xmlns:w16se="http://schemas.microsoft.com/office/word/2015/wordml/symex" mc:Ignorable="w14 w15 w16se w16cid">
   <w:docDefaults>
     <w:rPrDefault>
       <w:rPr>
@@ -3312,7 +3400,7 @@
       </w:pPr>
     </w:pPrDefault>
   </w:docDefaults>
-  <w:latentStyles w:defLockedState="0" w:defUIPriority="99" w:defSemiHidden="0" w:defUnhideWhenUsed="0" w:defQFormat="0" w:count="376">
+  <w:latentStyles w:defLockedState="0" w:defUIPriority="99" w:defSemiHidden="0" w:defUnhideWhenUsed="0" w:defQFormat="0" w:count="375">
     <w:lsdException w:name="Normal" w:uiPriority="0" w:qFormat="1"/>
     <w:lsdException w:name="heading 1" w:uiPriority="9" w:qFormat="1"/>
     <w:lsdException w:name="heading 2" w:semiHidden="1" w:uiPriority="9" w:unhideWhenUsed="1" w:qFormat="1"/>
@@ -3688,7 +3776,6 @@
     <w:lsdException w:name="Smart Hyperlink" w:semiHidden="1" w:unhideWhenUsed="1"/>
     <w:lsdException w:name="Hashtag" w:semiHidden="1" w:unhideWhenUsed="1"/>
     <w:lsdException w:name="Unresolved Mention" w:semiHidden="1" w:unhideWhenUsed="1"/>
-    <w:lsdException w:name="Smart Link" w:semiHidden="1" w:unhideWhenUsed="1"/>
   </w:latentStyles>
   <w:style w:type="paragraph" w:default="1" w:styleId="Normal">
     <w:name w:val="Normal"/>
